--- a/index.docx
+++ b/index.docx
@@ -11522,7 +11522,7 @@
     </w:p>
     <w:bookmarkEnd w:id="103"/>
     <w:bookmarkEnd w:id="104"/>
-    <w:bookmarkStart w:id="117" w:name="样式自定义"/>
+    <w:bookmarkStart w:id="119" w:name="样式自定义"/>
     <w:p>
       <w:pPr>
         <w:pStyle w:val="1"/>
@@ -12873,7 +12873,7 @@
       </w:r>
     </w:p>
     <w:bookmarkEnd w:id="115"/>
-    <w:bookmarkStart w:id="116" w:name="我要自定义-docx-pptx-样式"/>
+    <w:bookmarkStart w:id="117" w:name="自定义主题"/>
     <w:p>
       <w:pPr>
         <w:pStyle w:val="2"/>
@@ -12885,6 +12885,275 @@
         <w:rPr>
           <w:rFonts w:hint="eastAsia"/>
         </w:rPr>
+        <w:t xml:space="preserve">自定义主题？</w:t>
+      </w:r>
+    </w:p>
+    <w:p>
+      <w:pPr>
+        <w:pStyle w:val="SourceCode"/>
+      </w:pPr>
+      <w:r>
+        <w:rPr>
+          <w:rStyle w:val="FunctionTok"/>
+        </w:rPr>
+        <w:t xml:space="preserve">format</w:t>
+      </w:r>
+      <w:r>
+        <w:rPr>
+          <w:rStyle w:val="KeywordTok"/>
+        </w:rPr>
+        <w:t xml:space="preserve">:</w:t>
+      </w:r>
+      <w:r>
+        <w:br/>
+      </w:r>
+      <w:r>
+        <w:rPr>
+          <w:rStyle w:val="AttributeTok"/>
+        </w:rPr>
+        <w:t xml:space="preserve">  </w:t>
+      </w:r>
+      <w:r>
+        <w:rPr>
+          <w:rStyle w:val="FunctionTok"/>
+        </w:rPr>
+        <w:t xml:space="preserve">html</w:t>
+      </w:r>
+      <w:r>
+        <w:rPr>
+          <w:rStyle w:val="KeywordTok"/>
+        </w:rPr>
+        <w:t xml:space="preserve">:</w:t>
+      </w:r>
+      <w:r>
+        <w:br/>
+      </w:r>
+      <w:r>
+        <w:rPr>
+          <w:rStyle w:val="AttributeTok"/>
+        </w:rPr>
+        <w:t xml:space="preserve">    </w:t>
+      </w:r>
+      <w:r>
+        <w:rPr>
+          <w:rStyle w:val="FunctionTok"/>
+        </w:rPr>
+        <w:t xml:space="preserve">theme</w:t>
+      </w:r>
+      <w:r>
+        <w:rPr>
+          <w:rStyle w:val="KeywordTok"/>
+        </w:rPr>
+        <w:t xml:space="preserve">:</w:t>
+      </w:r>
+      <w:r>
+        <w:br/>
+      </w:r>
+      <w:r>
+        <w:rPr>
+          <w:rStyle w:val="AttributeTok"/>
+        </w:rPr>
+        <w:t xml:space="preserve">      </w:t>
+      </w:r>
+      <w:r>
+        <w:rPr>
+          <w:rStyle w:val="FunctionTok"/>
+        </w:rPr>
+        <w:t xml:space="preserve">light</w:t>
+      </w:r>
+      <w:r>
+        <w:rPr>
+          <w:rStyle w:val="KeywordTok"/>
+        </w:rPr>
+        <w:t xml:space="preserve">:</w:t>
+      </w:r>
+      <w:r>
+        <w:rPr>
+          <w:rStyle w:val="AttributeTok"/>
+        </w:rPr>
+        <w:t xml:space="preserve"> </w:t>
+      </w:r>
+      <w:r>
+        <w:rPr>
+          <w:rStyle w:val="KeywordTok"/>
+        </w:rPr>
+        <w:t xml:space="preserve">[</w:t>
+      </w:r>
+      <w:r>
+        <w:rPr>
+          <w:rStyle w:val="AttributeTok"/>
+        </w:rPr>
+        <w:t xml:space="preserve">flatly</w:t>
+      </w:r>
+      <w:r>
+        <w:rPr>
+          <w:rStyle w:val="KeywordTok"/>
+        </w:rPr>
+        <w:t xml:space="preserve">,</w:t>
+      </w:r>
+      <w:r>
+        <w:rPr>
+          <w:rStyle w:val="AttributeTok"/>
+        </w:rPr>
+        <w:t xml:space="preserve"> _assets/custom.scss</w:t>
+      </w:r>
+      <w:r>
+        <w:rPr>
+          <w:rStyle w:val="KeywordTok"/>
+        </w:rPr>
+        <w:t xml:space="preserve">]</w:t>
+      </w:r>
+      <w:r>
+        <w:br/>
+      </w:r>
+      <w:r>
+        <w:rPr>
+          <w:rStyle w:val="AttributeTok"/>
+        </w:rPr>
+        <w:t xml:space="preserve">      </w:t>
+      </w:r>
+      <w:r>
+        <w:rPr>
+          <w:rStyle w:val="FunctionTok"/>
+        </w:rPr>
+        <w:t xml:space="preserve">dark</w:t>
+      </w:r>
+      <w:r>
+        <w:rPr>
+          <w:rStyle w:val="KeywordTok"/>
+        </w:rPr>
+        <w:t xml:space="preserve">:</w:t>
+      </w:r>
+      <w:r>
+        <w:rPr>
+          <w:rStyle w:val="AttributeTok"/>
+        </w:rPr>
+        <w:t xml:space="preserve"> </w:t>
+      </w:r>
+      <w:r>
+        <w:rPr>
+          <w:rStyle w:val="KeywordTok"/>
+        </w:rPr>
+        <w:t xml:space="preserve">[</w:t>
+      </w:r>
+      <w:r>
+        <w:rPr>
+          <w:rStyle w:val="AttributeTok"/>
+        </w:rPr>
+        <w:t xml:space="preserve">darkly</w:t>
+      </w:r>
+      <w:r>
+        <w:rPr>
+          <w:rStyle w:val="KeywordTok"/>
+        </w:rPr>
+        <w:t xml:space="preserve">,</w:t>
+      </w:r>
+      <w:r>
+        <w:rPr>
+          <w:rStyle w:val="AttributeTok"/>
+        </w:rPr>
+        <w:t xml:space="preserve"> _assets/custom.scss</w:t>
+      </w:r>
+      <w:r>
+        <w:rPr>
+          <w:rStyle w:val="KeywordTok"/>
+        </w:rPr>
+        <w:t xml:space="preserve">]</w:t>
+      </w:r>
+    </w:p>
+    <w:p>
+      <w:pPr>
+        <w:pStyle w:val="FirstParagraph"/>
+      </w:pPr>
+      <w:r>
+        <w:rPr>
+          <w:rFonts w:hint="eastAsia"/>
+        </w:rPr>
+        <w:t xml:space="preserve">更改前面的</w:t>
+      </w:r>
+      <w:r>
+        <w:t xml:space="preserve"> </w:t>
+      </w:r>
+      <w:r>
+        <w:rPr>
+          <w:rStyle w:val="VerbatimChar"/>
+        </w:rPr>
+        <w:t xml:space="preserve">flatly</w:t>
+      </w:r>
+      <w:r>
+        <w:t xml:space="preserve"> </w:t>
+      </w:r>
+      <w:r>
+        <w:t xml:space="preserve">/</w:t>
+      </w:r>
+      <w:r>
+        <w:t xml:space="preserve"> </w:t>
+      </w:r>
+      <w:r>
+        <w:rPr>
+          <w:rStyle w:val="VerbatimChar"/>
+        </w:rPr>
+        <w:t xml:space="preserve">darkly</w:t>
+      </w:r>
+      <w:r>
+        <w:t xml:space="preserve"> </w:t>
+      </w:r>
+      <w:r>
+        <w:rPr>
+          <w:rFonts w:hint="eastAsia"/>
+        </w:rPr>
+        <w:t xml:space="preserve">为</w:t>
+      </w:r>
+      <w:r>
+        <w:t xml:space="preserve"> </w:t>
+      </w:r>
+      <w:hyperlink r:id="rId116">
+        <w:r>
+          <w:rPr>
+            <w:rStyle w:val="ae"/>
+          </w:rPr>
+          <w:t xml:space="preserve">Bootswatch </w:t>
+        </w:r>
+        <w:r>
+          <w:rPr>
+            <w:rStyle w:val="ae"/>
+            <w:rFonts w:hint="eastAsia"/>
+          </w:rPr>
+          <w:t xml:space="preserve">主题之一</w:t>
+        </w:r>
+      </w:hyperlink>
+      <w:r>
+        <w:t xml:space="preserve"> </w:t>
+      </w:r>
+      <w:r>
+        <w:rPr>
+          <w:rFonts w:hint="eastAsia"/>
+        </w:rPr>
+        <w:t xml:space="preserve">即可迅速更改正常</w:t>
+      </w:r>
+      <w:r>
+        <w:t xml:space="preserve"> / </w:t>
+      </w:r>
+      <w:r>
+        <w:rPr>
+          <w:rFonts w:hint="eastAsia"/>
+        </w:rPr>
+        <w:t xml:space="preserve">暗色模式下的网页主题．</w:t>
+      </w:r>
+    </w:p>
+    <w:bookmarkEnd w:id="117"/>
+    <w:bookmarkStart w:id="118" w:name="我要自定义-docx-pptx-样式"/>
+    <w:p>
+      <w:pPr>
+        <w:pStyle w:val="2"/>
+      </w:pPr>
+      <w:r>
+        <w:t xml:space="preserve">0.6.10 </w:t>
+      </w:r>
+      <w:r>
+        <w:rPr>
+          <w:rFonts w:hint="eastAsia"/>
+        </w:rPr>
         <w:t xml:space="preserve">我要自定义</w:t>
       </w:r>
       <w:r>
@@ -12941,9 +13210,9 @@
         <w:t xml:space="preserve">．</w:t>
       </w:r>
     </w:p>
-    <w:bookmarkEnd w:id="116"/>
-    <w:bookmarkEnd w:id="117"/>
-    <w:bookmarkStart w:id="147" w:name="qa"/>
+    <w:bookmarkEnd w:id="118"/>
+    <w:bookmarkEnd w:id="119"/>
+    <w:bookmarkStart w:id="149" w:name="qa"/>
     <w:p>
       <w:pPr>
         <w:pStyle w:val="1"/>
@@ -12952,7 +13221,7 @@
         <w:t xml:space="preserve">0.7 Q&amp;A</w:t>
       </w:r>
     </w:p>
-    <w:bookmarkStart w:id="123" w:name="一般性的"/>
+    <w:bookmarkStart w:id="125" w:name="一般性的"/>
     <w:p>
       <w:pPr>
         <w:pStyle w:val="2"/>
@@ -12967,7 +13236,7 @@
         <w:t xml:space="preserve">一般性的</w:t>
       </w:r>
     </w:p>
-    <w:bookmarkStart w:id="118" w:name="示例文件编译不了"/>
+    <w:bookmarkStart w:id="120" w:name="示例文件编译不了"/>
     <w:p>
       <w:pPr>
         <w:pStyle w:val="3"/>
@@ -12990,8 +13259,8 @@
         <w:t xml:space="preserve">示例文件包含了部分可选支持内容，如未安装相应依赖，请删除对应内容后渲染．</w:t>
       </w:r>
     </w:p>
-    <w:bookmarkEnd w:id="118"/>
-    <w:bookmarkStart w:id="119" w:name="我不懂-computer-science你能不能讲人话"/>
+    <w:bookmarkEnd w:id="120"/>
+    <w:bookmarkStart w:id="121" w:name="我不懂-computer-science你能不能讲人话"/>
     <w:p>
       <w:pPr>
         <w:pStyle w:val="3"/>
@@ -13107,8 +13376,8 @@
         <w:t xml:space="preserve">扔进对话框，提出您的具体需求并获得人话解答．</w:t>
       </w:r>
     </w:p>
-    <w:bookmarkEnd w:id="119"/>
-    <w:bookmarkStart w:id="120" w:name="我想要-xxx-功能-我要自己魔改"/>
+    <w:bookmarkEnd w:id="121"/>
+    <w:bookmarkStart w:id="122" w:name="我想要-xxx-功能-我要自己魔改"/>
     <w:p>
       <w:pPr>
         <w:pStyle w:val="3"/>
@@ -13308,8 +13577,8 @@
         <w:t xml:space="preserve">Request．</w:t>
       </w:r>
     </w:p>
-    <w:bookmarkEnd w:id="120"/>
-    <w:bookmarkStart w:id="122" w:name="仓库太重我想要-standalone-的单文件渲染"/>
+    <w:bookmarkEnd w:id="122"/>
+    <w:bookmarkStart w:id="124" w:name="仓库太重我想要-standalone-的单文件渲染"/>
     <w:p>
       <w:pPr>
         <w:pStyle w:val="3"/>
@@ -13343,7 +13612,7 @@
       <w:r>
         <w:t xml:space="preserve"> </w:t>
       </w:r>
-      <w:hyperlink r:id="rId121">
+      <w:hyperlink r:id="rId123">
         <w:r>
           <w:rPr>
             <w:rStyle w:val="ae"/>
@@ -13367,9 +13636,9 @@
         <w:t xml:space="preserve">渲染更加方便．</w:t>
       </w:r>
     </w:p>
-    <w:bookmarkEnd w:id="122"/>
-    <w:bookmarkEnd w:id="123"/>
-    <w:bookmarkStart w:id="138" w:name="写作相关"/>
+    <w:bookmarkEnd w:id="124"/>
+    <w:bookmarkEnd w:id="125"/>
+    <w:bookmarkStart w:id="140" w:name="写作相关"/>
     <w:p>
       <w:pPr>
         <w:pStyle w:val="2"/>
@@ -13384,7 +13653,7 @@
         <w:t xml:space="preserve">写作相关</w:t>
       </w:r>
     </w:p>
-    <w:bookmarkStart w:id="128" w:name="标题应该用多少个"/>
+    <w:bookmarkStart w:id="130" w:name="标题应该用多少个"/>
     <w:p>
       <w:pPr>
         <w:pStyle w:val="3"/>
@@ -13663,7 +13932,7 @@
           <w:numId w:val="1018"/>
         </w:numPr>
       </w:pPr>
-      <w:hyperlink r:id="rId124">
+      <w:hyperlink r:id="rId126">
         <w:r>
           <w:rPr>
             <w:rStyle w:val="ae"/>
@@ -13681,7 +13950,7 @@
           <w:numId w:val="1018"/>
         </w:numPr>
       </w:pPr>
-      <w:hyperlink r:id="rId125">
+      <w:hyperlink r:id="rId127">
         <w:r>
           <w:rPr>
             <w:rStyle w:val="ae"/>
@@ -13723,7 +13992,7 @@
           <w:numId w:val="1018"/>
         </w:numPr>
       </w:pPr>
-      <w:hyperlink r:id="rId126">
+      <w:hyperlink r:id="rId128">
         <w:r>
           <w:rPr>
             <w:rStyle w:val="ae"/>
@@ -13765,7 +14034,7 @@
           <w:numId w:val="1018"/>
         </w:numPr>
       </w:pPr>
-      <w:hyperlink r:id="rId127">
+      <w:hyperlink r:id="rId129">
         <w:r>
           <w:rPr>
             <w:rStyle w:val="ae"/>
@@ -13774,8 +14043,8 @@
         </w:r>
       </w:hyperlink>
     </w:p>
-    <w:bookmarkEnd w:id="128"/>
-    <w:bookmarkStart w:id="130" w:name="分页符"/>
+    <w:bookmarkEnd w:id="130"/>
+    <w:bookmarkStart w:id="132" w:name="分页符"/>
     <w:p>
       <w:pPr>
         <w:pStyle w:val="3"/>
@@ -13803,7 +14072,7 @@
         </w:rPr>
         <w:t xml:space="preserve">．见</w:t>
       </w:r>
-      <w:hyperlink r:id="rId129">
+      <w:hyperlink r:id="rId131">
         <w:r>
           <w:rPr>
             <w:rStyle w:val="ae"/>
@@ -13819,8 +14088,8 @@
         <w:t xml:space="preserve">．</w:t>
       </w:r>
     </w:p>
-    <w:bookmarkEnd w:id="130"/>
-    <w:bookmarkStart w:id="131" w:name="yaml-文档头里的字符串到底打不打引号"/>
+    <w:bookmarkEnd w:id="132"/>
+    <w:bookmarkStart w:id="133" w:name="yaml-文档头里的字符串到底打不打引号"/>
     <w:p>
       <w:pPr>
         <w:pStyle w:val="3"/>
@@ -13861,8 +14130,8 @@
         <w:t xml:space="preserve">）．</w:t>
       </w:r>
     </w:p>
-    <w:bookmarkEnd w:id="131"/>
-    <w:bookmarkStart w:id="133" w:name="用-包裹行内公式的正确格式"/>
+    <w:bookmarkEnd w:id="133"/>
+    <w:bookmarkStart w:id="135" w:name="用-包裹行内公式的正确格式"/>
     <w:p>
       <w:pPr>
         <w:pStyle w:val="3"/>
@@ -13945,7 +14214,7 @@
       <w:r>
         <w:t xml:space="preserve"> </w:t>
       </w:r>
-      <w:hyperlink r:id="rId132">
+      <w:hyperlink r:id="rId134">
         <w:r>
           <w:rPr>
             <w:rStyle w:val="ae"/>
@@ -13967,8 +14236,8 @@
         <w:t xml:space="preserve">．</w:t>
       </w:r>
     </w:p>
-    <w:bookmarkEnd w:id="133"/>
-    <w:bookmarkStart w:id="134" w:name="怎么打出"/>
+    <w:bookmarkEnd w:id="135"/>
+    <w:bookmarkStart w:id="136" w:name="怎么打出"/>
     <w:p>
       <w:pPr>
         <w:pStyle w:val="3"/>
@@ -14057,8 +14326,8 @@
         <w:t xml:space="preserve">处理他们在不同格式下的渲染．</w:t>
       </w:r>
     </w:p>
-    <w:bookmarkEnd w:id="134"/>
-    <w:bookmarkStart w:id="136" w:name="方便的-svg-草图绘制"/>
+    <w:bookmarkEnd w:id="136"/>
+    <w:bookmarkStart w:id="138" w:name="方便的-svg-草图绘制"/>
     <w:p>
       <w:pPr>
         <w:pStyle w:val="3"/>
@@ -14092,7 +14361,7 @@
       <w:r>
         <w:t xml:space="preserve"> </w:t>
       </w:r>
-      <w:hyperlink r:id="rId135">
+      <w:hyperlink r:id="rId137">
         <w:r>
           <w:rPr>
             <w:rStyle w:val="ae"/>
@@ -14126,8 +14395,8 @@
         <w:t xml:space="preserve">草图绘制功能．</w:t>
       </w:r>
     </w:p>
-    <w:bookmarkEnd w:id="136"/>
-    <w:bookmarkStart w:id="137" w:name="关于相对链接的处理"/>
+    <w:bookmarkEnd w:id="138"/>
+    <w:bookmarkStart w:id="139" w:name="关于相对链接的处理"/>
     <w:p>
       <w:pPr>
         <w:pStyle w:val="3"/>
@@ -14278,9 +14547,9 @@
         <w:t xml:space="preserve">link．</w:t>
       </w:r>
     </w:p>
-    <w:bookmarkEnd w:id="137"/>
-    <w:bookmarkEnd w:id="138"/>
-    <w:bookmarkStart w:id="146" w:name="输出相关"/>
+    <w:bookmarkEnd w:id="139"/>
+    <w:bookmarkEnd w:id="140"/>
+    <w:bookmarkStart w:id="148" w:name="输出相关"/>
     <w:p>
       <w:pPr>
         <w:pStyle w:val="2"/>
@@ -14295,7 +14564,7 @@
         <w:t xml:space="preserve">输出相关</w:t>
       </w:r>
     </w:p>
-    <w:bookmarkStart w:id="139" w:name="写好的-beamer-也想输出一份文稿版本的-pdf"/>
+    <w:bookmarkStart w:id="141" w:name="写好的-beamer-也想输出一份文稿版本的-pdf"/>
     <w:p>
       <w:pPr>
         <w:pStyle w:val="3"/>
@@ -14354,8 +14623,8 @@
         <w:t xml:space="preserve">输出文稿版本．</w:t>
       </w:r>
     </w:p>
-    <w:bookmarkEnd w:id="139"/>
-    <w:bookmarkStart w:id="141" w:name="我要输出到知乎"/>
+    <w:bookmarkEnd w:id="141"/>
+    <w:bookmarkStart w:id="143" w:name="我要输出到知乎"/>
     <w:p>
       <w:pPr>
         <w:pStyle w:val="3"/>
@@ -14389,7 +14658,7 @@
       <w:r>
         <w:t xml:space="preserve"> </w:t>
       </w:r>
-      <w:hyperlink r:id="rId140">
+      <w:hyperlink r:id="rId142">
         <w:r>
           <w:rPr>
             <w:rStyle w:val="ae"/>
@@ -14407,8 +14676,8 @@
         <w:t xml:space="preserve">的在线编辑器转知乎格式．</w:t>
       </w:r>
     </w:p>
-    <w:bookmarkEnd w:id="141"/>
-    <w:bookmarkStart w:id="142" w:name="pdf-输出latex-渲染了十遍"/>
+    <w:bookmarkEnd w:id="143"/>
+    <w:bookmarkStart w:id="144" w:name="pdf-输出latex-渲染了十遍"/>
     <w:p>
       <w:pPr>
         <w:pStyle w:val="3"/>
@@ -14461,8 +14730,8 @@
         <w:t xml:space="preserve">选项和正文中的引用情况．</w:t>
       </w:r>
     </w:p>
-    <w:bookmarkEnd w:id="142"/>
-    <w:bookmarkStart w:id="143" w:name="每次渲染都要-updating-tlmgr-烦死了"/>
+    <w:bookmarkEnd w:id="144"/>
+    <w:bookmarkStart w:id="145" w:name="每次渲染都要-updating-tlmgr-烦死了"/>
     <w:p>
       <w:pPr>
         <w:pStyle w:val="3"/>
@@ -14628,8 +14897,8 @@
         <w:t xml:space="preserve">false</w:t>
       </w:r>
     </w:p>
-    <w:bookmarkEnd w:id="143"/>
-    <w:bookmarkStart w:id="144" w:name="tlmgr-未找到"/>
+    <w:bookmarkEnd w:id="145"/>
+    <w:bookmarkStart w:id="146" w:name="tlmgr-未找到"/>
     <w:p>
       <w:pPr>
         <w:pStyle w:val="3"/>
@@ -14730,8 +14999,8 @@
         <w:t xml:space="preserve">．</w:t>
       </w:r>
     </w:p>
-    <w:bookmarkEnd w:id="144"/>
-    <w:bookmarkStart w:id="145" w:name="网页端-github-action-时-tinytex-tikz-安装-渲染失败"/>
+    <w:bookmarkEnd w:id="146"/>
+    <w:bookmarkStart w:id="147" w:name="网页端-github-action-时-tinytex-tikz-安装-渲染失败"/>
     <w:p>
       <w:pPr>
         <w:pStyle w:val="3"/>
@@ -14916,9 +15185,9 @@
         <w:t xml:space="preserve"> # your target files</w:t>
       </w:r>
     </w:p>
-    <w:bookmarkEnd w:id="145"/>
-    <w:bookmarkEnd w:id="146"/>
     <w:bookmarkEnd w:id="147"/>
+    <w:bookmarkEnd w:id="148"/>
+    <w:bookmarkEnd w:id="149"/>
     <w:sectPr>
       <w:pgSz w:h="15840" w:w="12240"/>
       <w:pgMar w:bottom="1440" w:footer="720" w:gutter="0" w:header="720" w:left="1800" w:right="1800" w:top="1440"/>
